--- a/docs/proto2/DAW001 Analisys Wizard Design A2.docx
+++ b/docs/proto2/DAW001 Analisys Wizard Design A2.docx
@@ -200,203 +200,7 @@
         </w:rPr>
       </w:pPr>
       <w:r>
-        <w:rPr>
-          <w:rFonts w:eastAsia="Calibri" w:cs="Calibri" w:ascii="Arial Nova" w:hAnsi="Arial Nova"/>
-          <w:b w:val="false"/>
-          <w:bCs w:val="false"/>
-          <w:i/>
-          <w:iCs/>
-          <w:sz w:val="26"/>
-          <w:szCs w:val="26"/>
-          <w:u w:val="single"/>
-        </w:rPr>
-        <w:t>Implementation Order (Roughly)</w:t>
-      </w:r>
-    </w:p>
-    <w:p>
-      <w:pPr>
-        <w:pStyle w:val="Normal"/>
-        <w:spacing w:lineRule="atLeast" w:line="300" w:before="0" w:after="0"/>
-        <w:rPr>
-          <w:rFonts w:ascii="Arial Nova" w:hAnsi="Arial Nova" w:eastAsia="Calibri" w:cs="Calibri"/>
-          <w:b w:val="false"/>
-          <w:bCs w:val="false"/>
-          <w:i w:val="false"/>
-          <w:i w:val="false"/>
-          <w:iCs w:val="false"/>
-          <w:u w:val="none"/>
-        </w:rPr>
-      </w:pPr>
-      <w:r>
-        <w:rPr>
-          <w:rFonts w:eastAsia="Calibri" w:cs="Calibri" w:ascii="Arial Nova" w:hAnsi="Arial Nova"/>
-          <w:b w:val="false"/>
-          <w:bCs w:val="false"/>
-          <w:i w:val="false"/>
-          <w:iCs w:val="false"/>
-          <w:u w:val="none"/>
-        </w:rPr>
-        <w:t>1.) SQL Database Tables &amp; Structure.</w:t>
-      </w:r>
-    </w:p>
-    <w:p>
-      <w:pPr>
-        <w:pStyle w:val="Normal"/>
-        <w:spacing w:lineRule="atLeast" w:line="300" w:before="0" w:after="0"/>
-        <w:rPr>
-          <w:rFonts w:ascii="Arial Nova" w:hAnsi="Arial Nova" w:eastAsia="Calibri" w:cs="Calibri"/>
-          <w:b w:val="false"/>
-          <w:bCs w:val="false"/>
-          <w:i w:val="false"/>
-          <w:i w:val="false"/>
-          <w:iCs w:val="false"/>
-          <w:u w:val="none"/>
-        </w:rPr>
-      </w:pPr>
-      <w:r>
-        <w:rPr>
-          <w:rFonts w:eastAsia="Calibri" w:cs="Calibri" w:ascii="Arial Nova" w:hAnsi="Arial Nova"/>
-          <w:b w:val="false"/>
-          <w:bCs w:val="false"/>
-          <w:i w:val="false"/>
-          <w:iCs w:val="false"/>
-          <w:u w:val="none"/>
-        </w:rPr>
-        <w:t>2.) SQL Queries.</w:t>
-      </w:r>
-    </w:p>
-    <w:p>
-      <w:pPr>
-        <w:pStyle w:val="Normal"/>
-        <w:spacing w:lineRule="atLeast" w:line="300" w:before="0" w:after="0"/>
-        <w:rPr>
-          <w:rFonts w:ascii="Arial Nova" w:hAnsi="Arial Nova" w:eastAsia="Calibri" w:cs="Calibri"/>
-          <w:b w:val="false"/>
-          <w:bCs w:val="false"/>
-          <w:i w:val="false"/>
-          <w:i w:val="false"/>
-          <w:iCs w:val="false"/>
-          <w:u w:val="none"/>
-        </w:rPr>
-      </w:pPr>
-      <w:r>
-        <w:rPr>
-          <w:rFonts w:eastAsia="Calibri" w:cs="Calibri" w:ascii="Arial Nova" w:hAnsi="Arial Nova"/>
-          <w:b w:val="false"/>
-          <w:bCs w:val="false"/>
-          <w:i w:val="false"/>
-          <w:iCs w:val="false"/>
-          <w:u w:val="none"/>
-        </w:rPr>
-        <w:t>3.) Matlab graph display.</w:t>
-      </w:r>
-    </w:p>
-    <w:p>
-      <w:pPr>
-        <w:pStyle w:val="Normal"/>
-        <w:spacing w:lineRule="atLeast" w:line="300" w:before="0" w:after="0"/>
-        <w:rPr>
-          <w:rFonts w:ascii="Arial Nova" w:hAnsi="Arial Nova" w:eastAsia="Calibri" w:cs="Calibri"/>
-          <w:b w:val="false"/>
-          <w:bCs w:val="false"/>
-          <w:i w:val="false"/>
-          <w:i w:val="false"/>
-          <w:iCs w:val="false"/>
-          <w:u w:val="none"/>
-        </w:rPr>
-      </w:pPr>
-      <w:r>
-        <w:rPr>
-          <w:rFonts w:eastAsia="Calibri" w:cs="Calibri" w:ascii="Arial Nova" w:hAnsi="Arial Nova"/>
-          <w:b w:val="false"/>
-          <w:bCs w:val="false"/>
-          <w:i w:val="false"/>
-          <w:iCs w:val="false"/>
-          <w:u w:val="none"/>
-        </w:rPr>
-      </w:r>
-    </w:p>
-    <w:p>
-      <w:pPr>
-        <w:pStyle w:val="Normal"/>
-        <w:spacing w:lineRule="atLeast" w:line="300" w:before="0" w:after="0"/>
-        <w:rPr>
-          <w:rFonts w:ascii="Arial Nova" w:hAnsi="Arial Nova" w:eastAsia="Calibri" w:cs="Calibri"/>
-          <w:b w:val="false"/>
-          <w:bCs w:val="false"/>
-          <w:i w:val="false"/>
-          <w:i w:val="false"/>
-          <w:iCs w:val="false"/>
-          <w:u w:val="none"/>
-        </w:rPr>
-      </w:pPr>
-      <w:r>
-        <w:rPr>
-          <w:rFonts w:eastAsia="Calibri" w:cs="Calibri" w:ascii="Arial Nova" w:hAnsi="Arial Nova"/>
-          <w:b w:val="false"/>
-          <w:bCs w:val="false"/>
-          <w:i w:val="false"/>
-          <w:iCs w:val="false"/>
-          <w:u w:val="none"/>
-        </w:rPr>
-        <w:t>Reasoning: The requirements of the parser largely hinge on the way that data is organized internally, thus it would be better if the data structures and logic are handled before trying to figure out how to feed the program input.</w:t>
-      </w:r>
-    </w:p>
-    <w:p>
-      <w:pPr>
-        <w:pStyle w:val="Normal"/>
-        <w:spacing w:lineRule="atLeast" w:line="300" w:before="0" w:after="0"/>
-        <w:rPr>
-          <w:rFonts w:ascii="Arial Nova" w:hAnsi="Arial Nova" w:eastAsia="Calibri" w:cs="Calibri"/>
-          <w:b w:val="false"/>
-          <w:bCs w:val="false"/>
-          <w:i w:val="false"/>
-          <w:i w:val="false"/>
-          <w:iCs w:val="false"/>
-          <w:u w:val="none"/>
-        </w:rPr>
-      </w:pPr>
-      <w:r>
-        <w:rPr>
-          <w:rFonts w:eastAsia="Calibri" w:cs="Calibri" w:ascii="Arial Nova" w:hAnsi="Arial Nova"/>
-          <w:b w:val="false"/>
-          <w:bCs w:val="false"/>
-          <w:i w:val="false"/>
-          <w:iCs w:val="false"/>
-          <w:u w:val="none"/>
-        </w:rPr>
-        <w:t>The program itself won’t be of much use in a practical sense until data can be pulled from files, making it redundant to have an interface before then.</w:t>
-      </w:r>
-    </w:p>
-    <w:p>
-      <w:pPr>
-        <w:pStyle w:val="Normal"/>
-        <w:spacing w:lineRule="atLeast" w:line="300" w:before="0" w:after="0"/>
-        <w:ind w:firstLine="360"/>
-        <w:rPr>
-          <w:rFonts w:ascii="Arial Nova" w:hAnsi="Arial Nova" w:eastAsia="Calibri" w:cs="Calibri"/>
-        </w:rPr>
-      </w:pPr>
-      <w:r>
-        <w:rPr>
-          <w:rFonts w:eastAsia="Calibri" w:cs="Calibri" w:ascii="Arial Nova" w:hAnsi="Arial Nova"/>
-        </w:rPr>
-      </w:r>
-    </w:p>
-    <w:p>
-      <w:pPr>
-        <w:pStyle w:val="Normal"/>
-        <w:spacing w:lineRule="atLeast" w:line="300" w:before="0" w:after="0"/>
-        <w:ind w:hanging="0" w:left="0"/>
-        <w:rPr>
-          <w:rFonts w:ascii="Arial Nova" w:hAnsi="Arial Nova" w:eastAsia="Calibri" w:cs="Calibri"/>
-        </w:rPr>
-      </w:pPr>
-      <w:r>
-        <w:rPr>
-          <w:rFonts w:eastAsia="Calibri" w:cs="Calibri" w:ascii="Arial Nova" w:hAnsi="Arial Nova"/>
-        </w:rPr>
-        <w:t>Note to self: Learn more about maps and possibly how they could be used to connect the measurement types to units. Stuck at whether the measurements should be their own class, or be simply arranged in a map with their respective units as a key.</w:t>
+        <w:rPr/>
       </w:r>
     </w:p>
     <w:p>
@@ -2901,7 +2705,7 @@
               <w:iCs/>
               <w:rFonts w:eastAsia="Calibri" w:cs="Arial"/>
             </w:rPr>
-            <w:t>DAW001 Analisys Wizard Design.docx</w:t>
+            <w:t>DAW001 Analisys Wizard Design A2.docx</w:t>
           </w:r>
           <w:r>
             <w:rPr>
@@ -2937,29 +2741,7 @@
               <w:sz w:val="22"/>
               <w:szCs w:val="22"/>
             </w:rPr>
-            <w:t>Version #A</w:t>
-          </w:r>
-          <w:r>
-            <w:rPr>
-              <w:rFonts w:eastAsia="Calibri" w:cs="Arial"/>
-              <w:i/>
-              <w:iCs/>
-              <w:kern w:val="0"/>
-              <w:sz w:val="22"/>
-              <w:szCs w:val="22"/>
-            </w:rPr>
-            <w:t>2</w:t>
-          </w:r>
-          <w:r>
-            <w:rPr>
-              <w:rFonts w:eastAsia="Calibri" w:cs="Arial"/>
-              <w:i/>
-              <w:iCs/>
-              <w:kern w:val="0"/>
-              <w:sz w:val="22"/>
-              <w:szCs w:val="22"/>
-            </w:rPr>
-            <w:t>.0</w:t>
+            <w:t>Version #A2.0</w:t>
           </w:r>
         </w:p>
         <w:p>
@@ -3194,7 +2976,7 @@
               <w:iCs/>
               <w:rFonts w:eastAsia="Calibri" w:cs="Arial"/>
             </w:rPr>
-            <w:t>DAW001 Analisys Wizard Design.docx</w:t>
+            <w:t>DAW001 Analisys Wizard Design A2.docx</w:t>
           </w:r>
           <w:r>
             <w:rPr>
@@ -3230,29 +3012,7 @@
               <w:sz w:val="22"/>
               <w:szCs w:val="22"/>
             </w:rPr>
-            <w:t>Version #A</w:t>
-          </w:r>
-          <w:r>
-            <w:rPr>
-              <w:rFonts w:eastAsia="Calibri" w:cs="Arial"/>
-              <w:i/>
-              <w:iCs/>
-              <w:kern w:val="0"/>
-              <w:sz w:val="22"/>
-              <w:szCs w:val="22"/>
-            </w:rPr>
-            <w:t>2</w:t>
-          </w:r>
-          <w:r>
-            <w:rPr>
-              <w:rFonts w:eastAsia="Calibri" w:cs="Arial"/>
-              <w:i/>
-              <w:iCs/>
-              <w:kern w:val="0"/>
-              <w:sz w:val="22"/>
-              <w:szCs w:val="22"/>
-            </w:rPr>
-            <w:t>.0</w:t>
+            <w:t>Version #A2.0</w:t>
           </w:r>
         </w:p>
         <w:p>
@@ -3856,7 +3616,7 @@
     <w:pPr>
       <w:widowControl/>
       <w:suppressAutoHyphens w:val="true"/>
-      <w:overflowPunct w:val="false"/>
+      <w:overflowPunct w:val="true"/>
       <w:bidi w:val="0"/>
       <w:spacing w:lineRule="auto" w:line="259" w:before="0" w:after="160"/>
       <w:jc w:val="left"/>
@@ -4384,7 +4144,7 @@
     <w:pPr>
       <w:widowControl/>
       <w:suppressAutoHyphens w:val="true"/>
-      <w:overflowPunct w:val="false"/>
+      <w:overflowPunct w:val="true"/>
       <w:bidi w:val="0"/>
       <w:spacing w:lineRule="auto" w:line="240" w:before="0" w:after="0"/>
       <w:jc w:val="left"/>
